--- a/Panel_Replication_Report_Huntington_Liddle.docx
+++ b/Panel_Replication_Report_Huntington_Liddle.docx
@@ -365,7 +365,19 @@
               <w:rPr>
                 <w:sz w:val="16"/>
               </w:rPr>
-              <w:t>Included in Section 15.</w:t>
+              <w:t>Included in Section 1</w:t>
+            </w:r>
+            <w:r>
+              <w:rPr>
+                <w:sz w:val="16"/>
+              </w:rPr>
+              <w:t>7</w:t>
+            </w:r>
+            <w:r>
+              <w:rPr>
+                <w:sz w:val="16"/>
+              </w:rPr>
+              <w:t>.</w:t>
             </w:r>
           </w:p>
         </w:tc>
